--- a/docs/pitch-partenariat-yango-2026-06.docx
+++ b/docs/pitch-partenariat-yango-2026-06.docx
@@ -9,14 +9,6 @@
       </w:pPr>
       <w:r>
         <w:t xml:space="preserve">Moins de véhicules immobilisés. Plus de courses. Plus de commission.</w:t>
-      </w:r>
-    </w:p>
-    <w:p>
-      <w:pPr>
-        <w:pStyle w:val="FirstParagraph"/>
-      </w:pPr>
-      <w:r>
-        <w:t xml:space="preserve">Comment Pièces réduit le temps d'arrêt des véhicules de votre réseau partenaire — et augmente mécaniquement le volume de courses sur la plateforme Yango.</w:t>
       </w:r>
     </w:p>
     <w:bookmarkStart w:id="9" w:name="lintérêt-aligné"/>

--- a/docs/pitch-partenariat-yango-2026-06.docx
+++ b/docs/pitch-partenariat-yango-2026-06.docx
@@ -2,7 +2,15 @@
 <file path=word/document.xml><?xml version="1.0" encoding="utf-8"?>
 <w:document xmlns:w="http://schemas.openxmlformats.org/wordprocessingml/2006/main" xmlns:m="http://schemas.openxmlformats.org/officeDocument/2006/math" xmlns:r="http://schemas.openxmlformats.org/officeDocument/2006/relationships" xmlns:o="urn:schemas-microsoft-com:office:office" xmlns:v="urn:schemas-microsoft-com:vml" xmlns:w10="urn:schemas-microsoft-com:office:word" xmlns:a="http://schemas.openxmlformats.org/drawingml/2006/main" xmlns:pic="http://schemas.openxmlformats.org/drawingml/2006/picture" xmlns:wp="http://schemas.openxmlformats.org/drawingml/2006/wordprocessingDrawing">
   <w:body>
-    <w:bookmarkStart w:id="16" w:name="X5b0f6f3fc60b0bca2a261b2113225e432ff19c9"/>
+    <w:p>
+      <w:pPr>
+        <w:pStyle w:val="FirstParagraph"/>
+      </w:pPr>
+      <w:r>
+        <w:t xml:space="preserve">Proposition de collaboration</w:t>
+      </w:r>
+    </w:p>
+    <w:bookmarkStart w:id="26" w:name="Xdfb5f602c309103fb4a20f35bde7893e64c16b5"/>
     <w:p>
       <w:pPr>
         <w:pStyle w:val="Heading1"/>
@@ -11,13 +19,49 @@
         <w:t xml:space="preserve">Moins de véhicules immobilisés. Plus de courses. Plus de commission.</w:t>
       </w:r>
     </w:p>
-    <w:bookmarkStart w:id="9" w:name="lintérêt-aligné"/>
+    <w:p>
+      <w:pPr>
+        <w:pStyle w:val="FirstParagraph"/>
+      </w:pPr>
+      <w:r>
+        <w:t xml:space="preserve">Comment Pièces réduit le temps d’arrêt des véhicules de votre réseau partenaire — et augmente mécaniquement le volume de courses sur la plateforme Yango.</w:t>
+      </w:r>
+    </w:p>
+    <w:p>
+      <w:pPr>
+        <w:pStyle w:val="BodyText"/>
+      </w:pPr>
+      <w:r>
+        <w:t xml:space="preserve">Chaque véhicule à l’arrêt pour une pièce, c’est</w:t>
+      </w:r>
+      <w:r>
+        <w:t xml:space="preserve"> </w:t>
+      </w:r>
+      <w:r>
+        <w:t xml:space="preserve">une journée de courses perdue</w:t>
+      </w:r>
+      <w:r>
+        <w:t xml:space="preserve"> </w:t>
+      </w:r>
+      <w:r>
+        <w:t xml:space="preserve">— pour le chauffeur, le partenaire, et pour Yango.</w:t>
+      </w:r>
+    </w:p>
+    <w:p>
+      <w:pPr>
+        <w:pStyle w:val="BodyText"/>
+      </w:pPr>
+      <w:r>
+        <w:t xml:space="preserve">Pièces s’attaque précisément à cette cause d’immobilisation. Notre intérêt est aligné sur le vôtre : plus vos véhicules roulent, plus vous générez de commission.</w:t>
+      </w:r>
+    </w:p>
+    <w:bookmarkStart w:id="20" w:name="lintérêt-aligné"/>
     <w:p>
       <w:pPr>
         <w:pStyle w:val="Heading2"/>
       </w:pPr>
       <w:r>
-        <w:t xml:space="preserve">L'intérêt aligné</w:t>
+        <w:t xml:space="preserve">L’intérêt aligné</w:t>
       </w:r>
     </w:p>
     <w:p>
@@ -25,7 +69,7 @@
         <w:pStyle w:val="FirstParagraph"/>
       </w:pPr>
       <w:r>
-        <w:t xml:space="preserve">Votre revenu est une fraction des courses réalisées. Le facteur qui limite ce volume n'est pas seulement la demande : c'est aussi le</w:t>
+        <w:t xml:space="preserve">Votre revenu est une fraction des courses réalisées. Le facteur qui limite ce volume n’est pas seulement la demande : c’est aussi le</w:t>
       </w:r>
       <w:r>
         <w:t xml:space="preserve"> </w:t>
@@ -41,7 +85,7 @@
         <w:t xml:space="preserve"> </w:t>
       </w:r>
       <w:r>
-        <w:t xml:space="preserve">chaque jour. Or, sur une flotte VTC à Abidjan, l'indisponibilité est largement causée par l'entretien et les ruptures de pièces.</w:t>
+        <w:t xml:space="preserve">chaque jour. Or, sur une flotte VTC à Abidjan, l’indisponibilité est largement causée par l’entretien et les ruptures de pièces.</w:t>
       </w:r>
     </w:p>
     <w:p>
@@ -62,7 +106,7 @@
         <w:t xml:space="preserve">~44 000 km/an</w:t>
       </w:r>
       <w:r>
-        <w:t xml:space="preserve">, soit 3 fois un véhicule particulier. Tous les intervalles d'entretien se compriment d'autant. Quand une plaquette, un amortisseur ou un pneu manque, le véhicule est cloué</w:t>
+        <w:t xml:space="preserve">, soit 3 fois un véhicule particulier. Tous les intervalles d’entretien se compriment d’autant. Quand une plaquette, un amortisseur ou un pneu manque, le véhicule est cloué</w:t>
       </w:r>
       <w:r>
         <w:t xml:space="preserve"> </w:t>
@@ -81,8 +125,8 @@
         <w:t xml:space="preserve">— et avec lui, sa contribution à votre GMV.</w:t>
       </w:r>
     </w:p>
-    <w:bookmarkEnd w:id="9"/>
-    <w:bookmarkStart w:id="10" w:name="le-coût-caché-pour-votre-écosystème"/>
+    <w:bookmarkEnd w:id="20"/>
+    <w:bookmarkStart w:id="21" w:name="le-coût-caché-pour-votre-écosystème"/>
     <w:p>
       <w:pPr>
         <w:pStyle w:val="Heading2"/>
@@ -94,7 +138,8 @@
     <w:tbl>
       <w:tblPr>
         <w:tblStyle w:val="Table"/>
-        <w:tblW w:type="auto" w:w="0"/>
+        <w:tblW w:type="pct" w:w="5000"/>
+        <w:tblLayout w:type="fixed"/>
         <w:tblLook w:firstRow="1" w:lastRow="0" w:firstColumn="0" w:lastColumn="0" w:noHBand="0" w:noVBand="0" w:val="0020"/>
       </w:tblPr>
       <w:tblGrid>
@@ -160,7 +205,7 @@
               <w:pStyle w:val="Compact"/>
             </w:pPr>
             <w:r>
-              <w:t xml:space="preserve">Recette journalière d'un chauffeur : 15 000–30 000 FCFA</w:t>
+              <w:t xml:space="preserve">Recette journalière d’un chauffeur : 15 000–30 000 FCFA</w:t>
             </w:r>
           </w:p>
         </w:tc>
@@ -171,7 +216,7 @@
               <w:pStyle w:val="Compact"/>
             </w:pPr>
             <w:r>
-              <w:t xml:space="preserve">Chaque jour d'arrêt = base de commission perdue à due proportion</w:t>
+              <w:t xml:space="preserve">Chaque jour d’arrêt = base de commission perdue à due proportion</w:t>
             </w:r>
           </w:p>
         </w:tc>
@@ -219,7 +264,7 @@
               <w:pStyle w:val="Compact"/>
             </w:pPr>
             <w:r>
-              <w:t xml:space="preserve">Partenaires qui perdent de l'argent → quittent l'activité</w:t>
+              <w:t xml:space="preserve">Partenaires qui perdent de l’argent → quittent l’activité</w:t>
             </w:r>
           </w:p>
         </w:tc>
@@ -243,11 +288,11 @@
         <w:t xml:space="preserve">un déterminant direct de votre volume de courses</w:t>
       </w:r>
       <w:r>
-        <w:t xml:space="preserve">. C'est un levier que personne n'opère aujourd'hui.</w:t>
-      </w:r>
-    </w:p>
-    <w:bookmarkEnd w:id="10"/>
-    <w:bookmarkStart w:id="11" w:name="ce-que-pièces-apporte-au-réseau"/>
+        <w:t xml:space="preserve">. C’est un levier que personne n’opère aujourd’hui.</w:t>
+      </w:r>
+    </w:p>
+    <w:bookmarkEnd w:id="21"/>
+    <w:bookmarkStart w:id="22" w:name="ce-que-pièces-apporte-au-réseau"/>
     <w:p>
       <w:pPr>
         <w:pStyle w:val="Heading2"/>
@@ -269,7 +314,7 @@
           <w:b/>
           <w:bCs/>
         </w:rPr>
-        <w:t xml:space="preserve">Disponibilité 24 h garantie</w:t>
+        <w:t xml:space="preserve">Disponibilité prioritaire garantie</w:t>
       </w:r>
       <w:r>
         <w:t xml:space="preserve"> </w:t>
@@ -291,13 +336,13 @@
           <w:b/>
           <w:bCs/>
         </w:rPr>
-        <w:t xml:space="preserve">Livraison 3 h chrono à Abidjan</w:t>
+        <w:t xml:space="preserve">Livraison express prioritaire à Abidjan</w:t>
       </w:r>
       <w:r>
         <w:t xml:space="preserve"> </w:t>
       </w:r>
       <w:r>
-        <w:t xml:space="preserve">sur pièce en stock : le véhicule repart le jour même, pas le surlendemain.</w:t>
+        <w:t xml:space="preserve">: notre équipe dédiée livre le plus rapidement possible sur pièce en stock : le véhicule repart le jour même, pas le surlendemain.</w:t>
       </w:r>
     </w:p>
     <w:p>
@@ -366,8 +411,8 @@
         <w:t xml:space="preserve">: des partenaires plus rentables sont des partenaires fidèles.</w:t>
       </w:r>
     </w:p>
-    <w:bookmarkEnd w:id="11"/>
-    <w:bookmarkStart w:id="12" w:name="ce-que-nous-ne-sommes-pas"/>
+    <w:bookmarkEnd w:id="22"/>
+    <w:bookmarkStart w:id="23" w:name="ce-que-nous-ne-sommes-pas"/>
     <w:p>
       <w:pPr>
         <w:pStyle w:val="Heading2"/>
@@ -391,7 +436,7 @@
           <w:b/>
           <w:bCs/>
         </w:rPr>
-        <w:t xml:space="preserve">Pièces n'est pas un concurrent de Yango</w:t>
+        <w:t xml:space="preserve">Pièces n’est pas un concurrent de Yango</w:t>
       </w:r>
       <w:r>
         <w:t xml:space="preserve">, ni un outil de pilotage de chauffeurs ou de recrutement terrain. Nous ne touchons ni à la mise en relation, ni à la commission, ni aux données de courses. Nous opérons exclusivement</w:t>
@@ -404,17 +449,17 @@
           <w:b/>
           <w:bCs/>
         </w:rPr>
-        <w:t xml:space="preserve">l'approvisionnement en pièces et l'entretien</w:t>
+        <w:t xml:space="preserve">l’approvisionnement en pièces et l’entretien</w:t>
       </w:r>
       <w:r>
         <w:t xml:space="preserve"> </w:t>
       </w:r>
       <w:r>
-        <w:t xml:space="preserve">— une couche qu'aucun acteur de votre écosystème ne couvre aujourd'hui, et qui se branche sans friction sur les outils de gestion de flotte que vos partenaires utilisent déjà.</w:t>
-      </w:r>
-    </w:p>
-    <w:bookmarkEnd w:id="12"/>
-    <w:bookmarkStart w:id="13" w:name="trois-formes-de-collaboration-possibles"/>
+        <w:t xml:space="preserve">— une couche qu’aucun acteur de votre écosystème ne couvre aujourd’hui, et qui se branche sans friction sur les outils de gestion de flotte que vos partenaires utilisent déjà.</w:t>
+      </w:r>
+    </w:p>
+    <w:bookmarkEnd w:id="23"/>
+    <w:bookmarkStart w:id="24" w:name="trois-formes-de-collaboration-possibles"/>
     <w:p>
       <w:pPr>
         <w:pStyle w:val="Heading2"/>
@@ -426,7 +471,8 @@
     <w:tbl>
       <w:tblPr>
         <w:tblStyle w:val="Table"/>
-        <w:tblW w:type="auto" w:w="0"/>
+        <w:tblW w:type="pct" w:w="5000"/>
+        <w:tblLayout w:type="fixed"/>
         <w:tblLook w:firstRow="1" w:lastRow="0" w:firstColumn="0" w:lastColumn="0" w:noHBand="0" w:noVBand="0" w:val="0020"/>
       </w:tblPr>
       <w:tblGrid>
@@ -573,7 +619,7 @@
               <w:pStyle w:val="Compact"/>
             </w:pPr>
             <w:r>
-              <w:t xml:space="preserve">Lien depuis l'espace partenaire vers la commande de pièces Pièces</w:t>
+              <w:t xml:space="preserve">Lien depuis l’espace partenaire vers la commande de pièces Pièces</w:t>
             </w:r>
           </w:p>
         </w:tc>
@@ -584,14 +630,14 @@
               <w:pStyle w:val="Compact"/>
             </w:pPr>
             <w:r>
-              <w:t xml:space="preserve">Parcours fluide, données d'entretien consolidées</w:t>
+              <w:t xml:space="preserve">Parcours fluide, données d’entretien consolidées</w:t>
             </w:r>
           </w:p>
         </w:tc>
       </w:tr>
     </w:tbl>
-    <w:bookmarkEnd w:id="13"/>
-    <w:bookmarkStart w:id="15" w:name="X69f991c984188b268faff229ec84d17a986a28f"/>
+    <w:bookmarkEnd w:id="24"/>
+    <w:bookmarkStart w:id="25" w:name="X69f991c984188b268faff229ec84d17a986a28f"/>
     <w:p>
       <w:pPr>
         <w:pStyle w:val="Heading2"/>
@@ -619,7 +665,7 @@
           <w:b/>
           <w:bCs/>
         </w:rPr>
-        <w:t xml:space="preserve">pilote sur 2 à 3 partenaires</w:t>
+        <w:t xml:space="preserve">déploiement initial sur 2 à 3 partenaires</w:t>
       </w:r>
       <w:r>
         <w:t xml:space="preserve"> </w:t>
@@ -637,14 +683,14 @@
         </w:numPr>
       </w:pPr>
       <w:r>
-        <w:t xml:space="preserve">Mesure de l'</w:t>
+        <w:t xml:space="preserve">Mesure de l’</w:t>
       </w:r>
       <w:r>
         <w:rPr>
           <w:b/>
           <w:bCs/>
         </w:rPr>
-        <w:t xml:space="preserve">indicateur clé : jours-véhicule d'immobilisation évités</w:t>
+        <w:t xml:space="preserve">indicateur clé : jours-véhicule d’immobilisation évités</w:t>
       </w:r>
       <w:r>
         <w:t xml:space="preserve">, traduits en courses additionnelles.</w:t>
@@ -659,7 +705,32 @@
         </w:numPr>
       </w:pPr>
       <w:r>
-        <w:t xml:space="preserve">Restitution chiffrée conjointe — et décision d'élargir si la mécanique fonctionne.</w:t>
+        <w:t xml:space="preserve">Restitution chiffrée conjointe — et décision d’élargir si la mécanique fonctionne.</w:t>
+      </w:r>
+    </w:p>
+    <w:p>
+      <w:pPr>
+        <w:pStyle w:val="FirstParagraph"/>
+      </w:pPr>
+      <w:r>
+        <w:t xml:space="preserve">Un échange de 30 minutes pour vous montrer le calcul sur</w:t>
+      </w:r>
+      <w:r>
+        <w:t xml:space="preserve"> </w:t>
+      </w:r>
+      <w:r>
+        <w:t xml:space="preserve">une flotte type de votre réseau</w:t>
+      </w:r>
+      <w:r>
+        <w:t xml:space="preserve">.</w:t>
+      </w:r>
+    </w:p>
+    <w:p>
+      <w:pPr>
+        <w:pStyle w:val="BodyText"/>
+      </w:pPr>
+      <w:r>
+        <w:t xml:space="preserve">Nous venons avec les chiffres ; vous repartez avec une estimation des courses récupérables.</w:t>
       </w:r>
     </w:p>
     <w:p>
@@ -674,19 +745,8 @@
         <w:pStyle w:val="FirstParagraph"/>
       </w:pPr>
       <w:r>
-        <w:t xml:space="preserve">Pièces.ci — Marketplace pièces auto &amp; solutions flotte · Abidjan, Côte d'Ivoire ·</w:t>
-      </w:r>
-      <w:r>
-        <w:t xml:space="preserve"> </w:t>
-      </w:r>
-      <w:hyperlink r:id="rId14">
-        <w:r>
-          <w:rPr>
-            <w:rStyle w:val="Hyperlink"/>
-          </w:rPr>
-          <w:t xml:space="preserve">fernando.kouame@gmail.com</w:t>
-        </w:r>
-      </w:hyperlink>
+        <w:t xml:space="preserve">Pièces.ci — Marketplace pièces auto &amp; solutions flotte · Abidjan, Côte d’Ivoire · fernando.kouame@gmail.com</w:t>
+      </w:r>
     </w:p>
     <w:p>
       <w:pPr>
@@ -697,16 +757,12 @@
           <w:i/>
           <w:iCs/>
         </w:rPr>
-        <w:t xml:space="preserve">Données d'usage VTC issues de l'étude sectorielle Pièces « Coûts d'exploitation VTC en Côte d'Ivoire » (mai 2026), construites à partir de prix de marché publics et d'hypothèses d'usage explicitées. Chiffres indicatifs à valider sur données de flotte réelles.</w:t>
-      </w:r>
-    </w:p>
-    <w:bookmarkEnd w:id="15"/>
-    <w:bookmarkEnd w:id="16"/>
-    <w:sectPr>
-      <w:footnotePr>
-        <w:numRestart w:val="eachSect"/>
-      </w:footnotePr>
-    </w:sectPr>
+        <w:t xml:space="preserve">Données d’usage VTC issues de l’étude sectorielle Pièces « Coûts d’exploitation VTC en Côte d’Ivoire » (mai 2026), construites à partir de prix de marché publics et d’hypothèses d’usage explicitées. Chiffres indicatifs à valider sur données de flotte réelles.</w:t>
+      </w:r>
+    </w:p>
+    <w:bookmarkEnd w:id="25"/>
+    <w:bookmarkEnd w:id="26"/>
+    <w:sectPr/>
   </w:body>
 </w:document>
 </file>
@@ -932,10 +988,10 @@
   <w:docDefaults>
     <w:rPrDefault>
       <w:rPr>
-        <w:rFonts w:asciiTheme="minorHAnsi" w:cstheme="minorBidi" w:eastAsiaTheme="minorEastAsia" w:hAnsiTheme="minorHAnsi"/>
+        <w:rFonts w:asciiTheme="minorHAnsi" w:cstheme="minorBidi" w:eastAsiaTheme="minorHAnsi" w:hAnsiTheme="minorHAnsi"/>
         <w:sz w:val="24"/>
         <w:szCs w:val="24"/>
-        <w:lang w:bidi="ar-SA" w:eastAsia="zh-CN" w:val="en-US"/>
+        <w:lang w:bidi="ar-SA" w:eastAsia="en-US" w:val="en-US"/>
       </w:rPr>
     </w:rPrDefault>
     <w:pPrDefault>
@@ -987,6 +1043,8 @@
     </w:pPr>
     <w:rPr>
       <w:rFonts w:asciiTheme="majorHAnsi" w:cstheme="majorBidi" w:eastAsiaTheme="majorEastAsia" w:hAnsiTheme="majorHAnsi"/>
+      <w:spacing w:val="-10"/>
+      <w:kern w:val="28"/>
       <w:sz w:val="56"/>
       <w:szCs w:val="56"/>
     </w:rPr>
@@ -999,6 +1057,8 @@
     <w:rsid w:val="00A10FD9"/>
     <w:rPr>
       <w:rFonts w:asciiTheme="majorHAnsi" w:cstheme="majorBidi" w:eastAsiaTheme="majorEastAsia" w:hAnsiTheme="majorHAnsi"/>
+      <w:spacing w:val="-10"/>
+      <w:kern w:val="28"/>
       <w:sz w:val="56"/>
       <w:szCs w:val="56"/>
     </w:rPr>
@@ -1039,31 +1099,23 @@
   </w:style>
   <w:style w:customStyle="1" w:styleId="Author" w:type="paragraph">
     <w:name w:val="Author"/>
-    <w:basedOn w:val="Title"/>
     <w:next w:val="BodyText"/>
     <w:qFormat/>
     <w:pPr>
       <w:keepNext/>
       <w:keepLines/>
-    </w:pPr>
-    <w:rPr>
-      <w:sz w:val="24"/>
-      <w:szCs w:val="24"/>
-    </w:rPr>
+      <w:jc w:val="center"/>
+    </w:pPr>
   </w:style>
   <w:style w:styleId="Date" w:type="paragraph">
     <w:name w:val="Date"/>
-    <w:basedOn w:val="Title"/>
     <w:next w:val="BodyText"/>
     <w:qFormat/>
     <w:pPr>
       <w:keepNext/>
       <w:keepLines/>
-    </w:pPr>
-    <w:rPr>
-      <w:sz w:val="24"/>
-      <w:szCs w:val="24"/>
-    </w:rPr>
+      <w:jc w:val="center"/>
+    </w:pPr>
   </w:style>
   <w:style w:customStyle="1" w:styleId="AbstractTitle" w:type="paragraph">
     <w:name w:val="Abstract Title"/>
@@ -1476,6 +1528,13 @@
       </w:tblCellMar>
     </w:tblPr>
     <w:tblStylePr w:type="firstRow">
+      <w:tblPr>
+        <w:jc w:val="left"/>
+        <w:tblInd w:type="dxa" w:w="0"/>
+      </w:tblPr>
+      <w:trPr>
+        <w:jc w:val="left"/>
+      </w:trPr>
       <w:tcPr>
         <w:tcBorders>
           <w:bottom w:val="single"/>

--- a/docs/pitch-partenariat-yango-2026-06.docx
+++ b/docs/pitch-partenariat-yango-2026-06.docx
@@ -2,74 +2,30 @@
 <file path=word/document.xml><?xml version="1.0" encoding="utf-8"?>
 <w:document xmlns:w="http://schemas.openxmlformats.org/wordprocessingml/2006/main" xmlns:m="http://schemas.openxmlformats.org/officeDocument/2006/math" xmlns:r="http://schemas.openxmlformats.org/officeDocument/2006/relationships" xmlns:o="urn:schemas-microsoft-com:office:office" xmlns:v="urn:schemas-microsoft-com:vml" xmlns:w10="urn:schemas-microsoft-com:office:word" xmlns:a="http://schemas.openxmlformats.org/drawingml/2006/main" xmlns:pic="http://schemas.openxmlformats.org/drawingml/2006/picture" xmlns:wp="http://schemas.openxmlformats.org/drawingml/2006/wordprocessingDrawing">
   <w:body>
+    <w:bookmarkStart w:id="27" w:name="X5b0f6f3fc60b0bca2a261b2113225e432ff19c9"/>
+    <w:p>
+      <w:pPr>
+        <w:pStyle w:val="Heading1"/>
+      </w:pPr>
+      <w:r>
+        <w:t xml:space="preserve">Moins de véhicules immobilisés. Plus de courses. Plus de commission.</w:t>
+      </w:r>
+    </w:p>
+    <w:bookmarkStart w:id="20" w:name="lintérêt-aligné"/>
+    <w:p>
+      <w:pPr>
+        <w:pStyle w:val="Heading2"/>
+      </w:pPr>
+      <w:r>
+        <w:t xml:space="preserve">L'intérêt aligné</w:t>
+      </w:r>
+    </w:p>
     <w:p>
       <w:pPr>
         <w:pStyle w:val="FirstParagraph"/>
       </w:pPr>
       <w:r>
-        <w:t xml:space="preserve">Proposition de collaboration</w:t>
-      </w:r>
-    </w:p>
-    <w:bookmarkStart w:id="26" w:name="Xdfb5f602c309103fb4a20f35bde7893e64c16b5"/>
-    <w:p>
-      <w:pPr>
-        <w:pStyle w:val="Heading1"/>
-      </w:pPr>
-      <w:r>
-        <w:t xml:space="preserve">Moins de véhicules immobilisés. Plus de courses. Plus de commission.</w:t>
-      </w:r>
-    </w:p>
-    <w:p>
-      <w:pPr>
-        <w:pStyle w:val="FirstParagraph"/>
-      </w:pPr>
-      <w:r>
-        <w:t xml:space="preserve">Comment Pièces réduit le temps d’arrêt des véhicules de votre réseau partenaire — et augmente mécaniquement le volume de courses sur la plateforme Yango.</w:t>
-      </w:r>
-    </w:p>
-    <w:p>
-      <w:pPr>
-        <w:pStyle w:val="BodyText"/>
-      </w:pPr>
-      <w:r>
-        <w:t xml:space="preserve">Chaque véhicule à l’arrêt pour une pièce, c’est</w:t>
-      </w:r>
-      <w:r>
-        <w:t xml:space="preserve"> </w:t>
-      </w:r>
-      <w:r>
-        <w:t xml:space="preserve">une journée de courses perdue</w:t>
-      </w:r>
-      <w:r>
-        <w:t xml:space="preserve"> </w:t>
-      </w:r>
-      <w:r>
-        <w:t xml:space="preserve">— pour le chauffeur, le partenaire, et pour Yango.</w:t>
-      </w:r>
-    </w:p>
-    <w:p>
-      <w:pPr>
-        <w:pStyle w:val="BodyText"/>
-      </w:pPr>
-      <w:r>
-        <w:t xml:space="preserve">Pièces s’attaque précisément à cette cause d’immobilisation. Notre intérêt est aligné sur le vôtre : plus vos véhicules roulent, plus vous générez de commission.</w:t>
-      </w:r>
-    </w:p>
-    <w:bookmarkStart w:id="20" w:name="lintérêt-aligné"/>
-    <w:p>
-      <w:pPr>
-        <w:pStyle w:val="Heading2"/>
-      </w:pPr>
-      <w:r>
-        <w:t xml:space="preserve">L’intérêt aligné</w:t>
-      </w:r>
-    </w:p>
-    <w:p>
-      <w:pPr>
-        <w:pStyle w:val="FirstParagraph"/>
-      </w:pPr>
-      <w:r>
-        <w:t xml:space="preserve">Votre revenu est une fraction des courses réalisées. Le facteur qui limite ce volume n’est pas seulement la demande : c’est aussi le</w:t>
+        <w:t xml:space="preserve">Votre revenu est une fraction des courses réalisées. Le facteur qui limite ce volume n'est pas seulement la demande : c'est aussi le</w:t>
       </w:r>
       <w:r>
         <w:t xml:space="preserve"> </w:t>
@@ -85,7 +41,7 @@
         <w:t xml:space="preserve"> </w:t>
       </w:r>
       <w:r>
-        <w:t xml:space="preserve">chaque jour. Or, sur une flotte VTC à Abidjan, l’indisponibilité est largement causée par l’entretien et les ruptures de pièces.</w:t>
+        <w:t xml:space="preserve">chaque jour. Or, sur une flotte VTC à Abidjan, l'indisponibilité est largement causée par l'entretien et les ruptures de pièces.</w:t>
       </w:r>
     </w:p>
     <w:p>
@@ -106,7 +62,7 @@
         <w:t xml:space="preserve">~44 000 km/an</w:t>
       </w:r>
       <w:r>
-        <w:t xml:space="preserve">, soit 3 fois un véhicule particulier. Tous les intervalles d’entretien se compriment d’autant. Quand une plaquette, un amortisseur ou un pneu manque, le véhicule est cloué</w:t>
+        <w:t xml:space="preserve">, soit 3 fois un véhicule particulier. Tous les intervalles d'entretien se compriment d'autant. Quand une plaquette, un amortisseur ou un pneu manque, le véhicule est cloué</w:t>
       </w:r>
       <w:r>
         <w:t xml:space="preserve"> </w:t>
@@ -138,8 +94,7 @@
     <w:tbl>
       <w:tblPr>
         <w:tblStyle w:val="Table"/>
-        <w:tblW w:type="pct" w:w="5000"/>
-        <w:tblLayout w:type="fixed"/>
+        <w:tblW w:type="auto" w:w="0"/>
         <w:tblLook w:firstRow="1" w:lastRow="0" w:firstColumn="0" w:lastColumn="0" w:noHBand="0" w:noVBand="0" w:val="0020"/>
       </w:tblPr>
       <w:tblGrid>
@@ -205,7 +160,7 @@
               <w:pStyle w:val="Compact"/>
             </w:pPr>
             <w:r>
-              <w:t xml:space="preserve">Recette journalière d’un chauffeur : 15 000–30 000 FCFA</w:t>
+              <w:t xml:space="preserve">Recette journalière d'un chauffeur : 15 000–30 000 FCFA</w:t>
             </w:r>
           </w:p>
         </w:tc>
@@ -216,7 +171,7 @@
               <w:pStyle w:val="Compact"/>
             </w:pPr>
             <w:r>
-              <w:t xml:space="preserve">Chaque jour d’arrêt = base de commission perdue à due proportion</w:t>
+              <w:t xml:space="preserve">Chaque jour d'arrêt = base de commission perdue à due proportion</w:t>
             </w:r>
           </w:p>
         </w:tc>
@@ -264,7 +219,7 @@
               <w:pStyle w:val="Compact"/>
             </w:pPr>
             <w:r>
-              <w:t xml:space="preserve">Partenaires qui perdent de l’argent → quittent l’activité</w:t>
+              <w:t xml:space="preserve">Partenaires qui perdent de l'argent → quittent l'activité</w:t>
             </w:r>
           </w:p>
         </w:tc>
@@ -288,7 +243,7 @@
         <w:t xml:space="preserve">un déterminant direct de votre volume de courses</w:t>
       </w:r>
       <w:r>
-        <w:t xml:space="preserve">. C’est un levier que personne n’opère aujourd’hui.</w:t>
+        <w:t xml:space="preserve">. C'est un levier que personne n'opère aujourd'hui.</w:t>
       </w:r>
     </w:p>
     <w:bookmarkEnd w:id="21"/>
@@ -436,7 +391,7 @@
           <w:b/>
           <w:bCs/>
         </w:rPr>
-        <w:t xml:space="preserve">Pièces n’est pas un concurrent de Yango</w:t>
+        <w:t xml:space="preserve">Pièces n'est pas un concurrent de Yango</w:t>
       </w:r>
       <w:r>
         <w:t xml:space="preserve">, ni un outil de pilotage de chauffeurs ou de recrutement terrain. Nous ne touchons ni à la mise en relation, ni à la commission, ni aux données de courses. Nous opérons exclusivement</w:t>
@@ -449,13 +404,13 @@
           <w:b/>
           <w:bCs/>
         </w:rPr>
-        <w:t xml:space="preserve">l’approvisionnement en pièces et l’entretien</w:t>
+        <w:t xml:space="preserve">l'approvisionnement en pièces et l'entretien</w:t>
       </w:r>
       <w:r>
         <w:t xml:space="preserve"> </w:t>
       </w:r>
       <w:r>
-        <w:t xml:space="preserve">— une couche qu’aucun acteur de votre écosystème ne couvre aujourd’hui, et qui se branche sans friction sur les outils de gestion de flotte que vos partenaires utilisent déjà.</w:t>
+        <w:t xml:space="preserve">— une couche qu'aucun acteur de votre écosystème ne couvre aujourd'hui, et qui se branche sans friction sur les outils de gestion de flotte que vos partenaires utilisent déjà.</w:t>
       </w:r>
     </w:p>
     <w:bookmarkEnd w:id="23"/>
@@ -471,8 +426,7 @@
     <w:tbl>
       <w:tblPr>
         <w:tblStyle w:val="Table"/>
-        <w:tblW w:type="pct" w:w="5000"/>
-        <w:tblLayout w:type="fixed"/>
+        <w:tblW w:type="auto" w:w="0"/>
         <w:tblLook w:firstRow="1" w:lastRow="0" w:firstColumn="0" w:lastColumn="0" w:noHBand="0" w:noVBand="0" w:val="0020"/>
       </w:tblPr>
       <w:tblGrid>
@@ -619,7 +573,7 @@
               <w:pStyle w:val="Compact"/>
             </w:pPr>
             <w:r>
-              <w:t xml:space="preserve">Lien depuis l’espace partenaire vers la commande de pièces Pièces</w:t>
+              <w:t xml:space="preserve">Lien depuis l'espace partenaire vers la commande de pièces Pièces</w:t>
             </w:r>
           </w:p>
         </w:tc>
@@ -630,14 +584,14 @@
               <w:pStyle w:val="Compact"/>
             </w:pPr>
             <w:r>
-              <w:t xml:space="preserve">Parcours fluide, données d’entretien consolidées</w:t>
+              <w:t xml:space="preserve">Parcours fluide, données d'entretien consolidées</w:t>
             </w:r>
           </w:p>
         </w:tc>
       </w:tr>
     </w:tbl>
     <w:bookmarkEnd w:id="24"/>
-    <w:bookmarkStart w:id="25" w:name="X69f991c984188b268faff229ec84d17a986a28f"/>
+    <w:bookmarkStart w:id="26" w:name="X69f991c984188b268faff229ec84d17a986a28f"/>
     <w:p>
       <w:pPr>
         <w:pStyle w:val="Heading2"/>
@@ -683,14 +637,14 @@
         </w:numPr>
       </w:pPr>
       <w:r>
-        <w:t xml:space="preserve">Mesure de l’</w:t>
+        <w:t xml:space="preserve">Mesure de l'</w:t>
       </w:r>
       <w:r>
         <w:rPr>
           <w:b/>
           <w:bCs/>
         </w:rPr>
-        <w:t xml:space="preserve">indicateur clé : jours-véhicule d’immobilisation évités</w:t>
+        <w:t xml:space="preserve">indicateur clé : jours-véhicule d'immobilisation évités</w:t>
       </w:r>
       <w:r>
         <w:t xml:space="preserve">, traduits en courses additionnelles.</w:t>
@@ -705,32 +659,7 @@
         </w:numPr>
       </w:pPr>
       <w:r>
-        <w:t xml:space="preserve">Restitution chiffrée conjointe — et décision d’élargir si la mécanique fonctionne.</w:t>
-      </w:r>
-    </w:p>
-    <w:p>
-      <w:pPr>
-        <w:pStyle w:val="FirstParagraph"/>
-      </w:pPr>
-      <w:r>
-        <w:t xml:space="preserve">Un échange de 30 minutes pour vous montrer le calcul sur</w:t>
-      </w:r>
-      <w:r>
-        <w:t xml:space="preserve"> </w:t>
-      </w:r>
-      <w:r>
-        <w:t xml:space="preserve">une flotte type de votre réseau</w:t>
-      </w:r>
-      <w:r>
-        <w:t xml:space="preserve">.</w:t>
-      </w:r>
-    </w:p>
-    <w:p>
-      <w:pPr>
-        <w:pStyle w:val="BodyText"/>
-      </w:pPr>
-      <w:r>
-        <w:t xml:space="preserve">Nous venons avec les chiffres ; vous repartez avec une estimation des courses récupérables.</w:t>
+        <w:t xml:space="preserve">Restitution chiffrée conjointe — et décision d'élargir si la mécanique fonctionne.</w:t>
       </w:r>
     </w:p>
     <w:p>
@@ -745,8 +674,19 @@
         <w:pStyle w:val="FirstParagraph"/>
       </w:pPr>
       <w:r>
-        <w:t xml:space="preserve">Pièces.ci — Marketplace pièces auto &amp; solutions flotte · Abidjan, Côte d’Ivoire · fernando.kouame@gmail.com</w:t>
-      </w:r>
+        <w:t xml:space="preserve">Pièces.ci — Marketplace pièces auto &amp; solutions flotte · Abidjan, Côte d'Ivoire ·</w:t>
+      </w:r>
+      <w:r>
+        <w:t xml:space="preserve"> </w:t>
+      </w:r>
+      <w:hyperlink r:id="rId25">
+        <w:r>
+          <w:rPr>
+            <w:rStyle w:val="Hyperlink"/>
+          </w:rPr>
+          <w:t xml:space="preserve">fernando.kouame@gmail.com</w:t>
+        </w:r>
+      </w:hyperlink>
     </w:p>
     <w:p>
       <w:pPr>
@@ -757,11 +697,11 @@
           <w:i/>
           <w:iCs/>
         </w:rPr>
-        <w:t xml:space="preserve">Données d’usage VTC issues de l’étude sectorielle Pièces « Coûts d’exploitation VTC en Côte d’Ivoire » (mai 2026), construites à partir de prix de marché publics et d’hypothèses d’usage explicitées. Chiffres indicatifs à valider sur données de flotte réelles.</w:t>
-      </w:r>
-    </w:p>
-    <w:bookmarkEnd w:id="25"/>
+        <w:t xml:space="preserve">Données d'usage VTC issues de l'étude sectorielle Pièces « Coûts d'exploitation VTC en Côte d'Ivoire » (mai 2026), construites à partir de prix de marché publics et d'hypothèses d'usage explicitées. Chiffres indicatifs à valider sur données de flotte réelles.</w:t>
+      </w:r>
+    </w:p>
     <w:bookmarkEnd w:id="26"/>
+    <w:bookmarkEnd w:id="27"/>
     <w:sectPr/>
   </w:body>
 </w:document>
